--- a/docs/제출물/S2-회고.docx
+++ b/docs/제출물/S2-회고.docx
@@ -1216,16 +1216,7 @@
           <w:rFonts w:ascii="맑은 고딕" w:hAnsi="맑은 고딕"/>
           <w:sz w:val="21"/>
         </w:rPr>
-        <w:t>클로킹 탐지 하한을 낮추려면 검색봇 시점 표본을 늘려야 하는데, 그건 감시 대상 사이트에</w:t>
-      </w:r>
-    </w:p>
-    <w:p>
-      <w:r>
-        <w:rPr>
-          <w:rFonts w:ascii="맑은 고딕" w:hAnsi="맑은 고딕"/>
-          <w:sz w:val="21"/>
-        </w:rPr>
-        <w:t>주는 부담과 직결됩니다. 지금은 그 균형점을 문서에 적어두고 멈춘 상태입니다.</w:t>
+        <w:t>클로킹 탐지 하한을 낮추려면 검색봇 시점 표본을 늘려야 하는데, 그건 감시 대상 사이트에 주는 부담과 직결됩니다. 지금은 그 균형점을 문서에 적어두고 멈춘 상태입니다.</w:t>
       </w:r>
     </w:p>
     <w:p>
@@ -1238,16 +1229,7 @@
           <w:rFonts w:ascii="맑은 고딕" w:hAnsi="맑은 고딕"/>
           <w:sz w:val="21"/>
         </w:rPr>
-        <w:t>시그니처 기반이라 등록되지 않은 문구는 못 잡습니다. 렌더된 가시 텍스트 비교로 바꾸면</w:t>
-      </w:r>
-    </w:p>
-    <w:p>
-      <w:r>
-        <w:rPr>
-          <w:rFonts w:ascii="맑은 고딕" w:hAnsi="맑은 고딕"/>
-          <w:sz w:val="21"/>
-        </w:rPr>
-        <w:t>우회에도 강해지지만 비용이 큽니다 — 로드맵으로만 남겼습니다.</w:t>
+        <w:t>시그니처 기반이라 등록되지 않은 문구는 못 잡습니다. 렌더된 가시 텍스트 비교로 바꾸면 우회에도 강해지지만 비용이 큽니다 — 로드맵으로만 남겼습니다.</w:t>
       </w:r>
     </w:p>
     <w:sectPr>

--- a/docs/제출물/S2-회고.docx
+++ b/docs/제출물/S2-회고.docx
@@ -40,6 +40,23 @@
           <w:sz w:val="21"/>
         </w:rPr>
         <w:t>를 5개 층으로 확인하고 상태가 바뀔 때만 텔레그램으로 알리는 프로그램을 만들었습니다.</w:t>
+      </w:r>
+    </w:p>
+    <w:p>
+      <w:r>
+        <w:rPr>
+          <w:rFonts w:ascii="맑은 고딕" w:hAnsi="맑은 고딕"/>
+          <w:b/>
+          <w:sz w:val="21"/>
+        </w:rPr>
+        <w:t>작업 기간: 3일</w:t>
+      </w:r>
+      <w:r>
+        <w:rPr>
+          <w:rFonts w:ascii="맑은 고딕" w:hAnsi="맑은 고딕"/>
+          <w:sz w:val="21"/>
+        </w:rPr>
+        <w:t xml:space="preserve"> (2026-07-29 ~ 07-31 · 제출 08-02)</w:t>
       </w:r>
     </w:p>
     <w:p>
@@ -864,7 +881,7 @@
           <w:b/>
           <w:sz w:val="21"/>
         </w:rPr>
-        <w:t>"이 주장을 반증해라"가 "결함을 찾아라"보다 확실히 강했습니다.</w:t>
+        <w:t>"이 주장을 반증해라"가 "결함을 찾아라"보다 이번 관측에서는 일관되게 강했습니다.</w:t>
       </w:r>
       <w:r>
         <w:rPr>
